--- a/Arquitectura de Sistemas Computacionales/Clases/Clase 13 - Escalabilidad automatica/Actividad autónoma Clase 13 — Autoescalado CloudLite.docx
+++ b/Arquitectura de Sistemas Computacionales/Clases/Clase 13 - Escalabilidad automatica/Actividad autónoma Clase 13 — Autoescalado CloudLite.docx
@@ -236,7 +236,7 @@
           <w:color w:val="2B2B2B"/>
           <w:sz w:val="22"/>
         </w:rPr>
-        <w:t>Google Docs · draw.io (opcional nota en Deployment)</w:t>
+        <w:t>Navegador · editores de texto y de diagramas del curso</w:t>
       </w:r>
     </w:p>
     <w:p>
@@ -312,7 +312,7 @@
           <w:color w:val="2B2B2B"/>
           <w:sz w:val="22"/>
         </w:rPr>
-        <w:t>Paso 3: escriba en ExamLab el diagrama Mermaid de la maquina de decision del autoescalado con el nodo de observacion, los dos rombos de decision, las acciones de subida y bajada, el enfriamiento y el nodo de lo que no escala, verificando al renderizar que el ciclo se cierre sobre el nodo de observacion y que los umbrales del diagrama sean los mismos numeros de la tabla.</w:t>
+        <w:t>Paso 3: escriba en la plataforma del curso el diagrama Mermaid de la maquina de decision del autoescalado con el nodo de observacion, los dos rombos de decision, las acciones de subida y bajada, el enfriamiento y el nodo de lo que no escala, verificando al renderizar que el ciclo se cierre sobre el nodo de observacion y que los umbrales del diagrama sean los mismos numeros de la tabla.</w:t>
       </w:r>
     </w:p>
     <w:p>
@@ -342,7 +342,7 @@
           <w:color w:val="2B2B2B"/>
           <w:sz w:val="22"/>
         </w:rPr>
-        <w:t>Paso 5: integre la politica en la seccion Escalabilidad del informe, anote la marca de replicas en el diagrama de despliegue si aplica y suba las 5 preguntas a ExamLab (modulo Talleres) antes del domingo 23:59, verificando que la politica no prometa nada que la arquitectura dibujada no pueda cumplir.</w:t>
+        <w:t>Paso 5: integre la politica en la seccion Escalabilidad del informe, anote la marca de replicas en el diagrama de despliegue si aplica y suba las 5 preguntas a la plataforma del curso (modulo Talleres) antes del domingo 23:59, verificando que la politica no prometa nada que la arquitectura dibujada no pueda cumplir.</w:t>
       </w:r>
     </w:p>
     <w:p>
@@ -492,7 +492,7 @@
           <w:color w:val="2B2B2B"/>
           <w:sz w:val="22"/>
         </w:rPr>
-        <w:t>Entrega en ExamLab (https://uniaj.examlab.workers.dev/ · módulo Talleres). Las preguntas de hoy son parte de UNA sola actividad, compartida con las Clases 11, 12 y 15: se guarda el avance de hoy y la actividad se entrega completa el antes del turno de sustentacion de la Clase 15. No hay entrega este domingo. Modalidad de trabajo: individual por defecto; el docente puede autorizar equipos de 2 o 3 y en ese caso el artefacto puede ser compartido, pero el envío en ExamLab es siempre individual (responde con tus propias palabras).</w:t>
+        <w:t>Entrega en la plataforma del curso (la plataforma del curso · módulo Talleres). Las preguntas de hoy son parte de UNA sola actividad, compartida con las Clases 11, 12 y 15: se guarda el avance de hoy y la actividad se entrega completa el antes del turno de sustentacion de la Clase 15. No hay entrega este domingo. Modalidad de trabajo: individual por defecto; el docente puede autorizar equipos de 2 o 3 y en ese caso el artefacto puede ser compartido, pero el envío en la plataforma del curso es siempre individual (responde con tus propias palabras).</w:t>
       </w:r>
     </w:p>
     <w:p>
@@ -507,7 +507,7 @@
           <w:color w:val="095292"/>
           <w:sz w:val="24"/>
         </w:rPr>
-        <w:t>10. Qué vas a resolver en ExamLab</w:t>
+        <w:t>10. Qué vas a resolver en la plataforma del curso</w:t>
       </w:r>
     </w:p>
     <w:p>
@@ -537,7 +537,7 @@
           <w:color w:val="2B2B2B"/>
           <w:sz w:val="22"/>
         </w:rPr>
-        <w:t>El taller se resuelve y se entrega en ExamLab (https://uniaj.examlab.workers.dev/), en el modulo Talleres. Son 5 preguntas y suman 100 puntos. Lo que sigue es lo que vas a encontrar en cada una, para que sepas de antemano en que forma se responde:</w:t>
+        <w:t>El taller se resuelve y se entrega en la plataforma del curso, en el modulo Talleres. Son 5 preguntas y suman 100 puntos. Lo que sigue es lo que vas a encontrar en cada una, para que sepas de antemano en que forma se responde:</w:t>
       </w:r>
     </w:p>
     <w:p>
@@ -793,7 +793,7 @@
           <w:color w:val="2B2B2B"/>
           <w:sz w:val="22"/>
         </w:rPr>
-        <w:t>3. Pega y renderiza en ExamLab:</w:t>
+        <w:t>3. Pega y renderiza en la plataforma del curso:</w:t>
       </w:r>
       <w:r>
         <w:rPr>
@@ -802,7 +802,7 @@
           <w:color w:val="2B2B2B"/>
           <w:sz w:val="22"/>
         </w:rPr>
-        <w:t xml:space="preserve"> Pega ese codigo en la caja de texto de la pregunta y mira como lo dibuja la plataforma. Si no renderiza, corrige ahi mismo: lo que se califica es el diagrama renderizado dentro de ExamLab.</w:t>
+        <w:t xml:space="preserve"> Pega ese codigo en la caja de texto de la pregunta y mira como lo dibuja la plataforma. Si no renderiza, corrige ahi mismo: lo que se califica es el diagrama renderizado dentro de la plataforma del curso.</w:t>
       </w:r>
     </w:p>
     <w:p>
@@ -837,7 +837,7 @@
           <w:color w:val="2B2B2B"/>
           <w:sz w:val="22"/>
         </w:rPr>
-        <w:t>Si la IA te devuelve algo que no renderiza, no lo pegues tal cual: corrigelo en ExamLab hasta ver el dibujo. Un diagrama que no renderiza no se puede calificar.</w:t>
+        <w:t>Si la IA te devuelve algo que no renderiza, no lo pegues tal cual: corrigelo en la plataforma del curso hasta ver el dibujo. Un diagrama que no renderiza no se puede calificar.</w:t>
       </w:r>
     </w:p>
     <w:p>
@@ -852,7 +852,7 @@
           <w:color w:val="2B2B2B"/>
           <w:sz w:val="22"/>
         </w:rPr>
-        <w:t>Cada pregunta trae su propio enunciado completo dentro de la plataforma: puedes resolver el taller leyendo solo ExamLab. Este documento sirve para prepararte y conservar tus respuestas. La actividad es individual; si el docente autoriza trabajo en equipo, la entrega en ExamLab sigue siendo individual.</w:t>
+        <w:t>Cada pregunta trae su propio enunciado completo dentro de la plataforma: puedes resolver el taller leyendo solo la plataforma del curso. Este documento sirve para prepararte y conservar tus respuestas. La actividad es individual; si el docente autoriza trabajo en equipo, la entrega en la plataforma del curso sigue siendo individual.</w:t>
       </w:r>
     </w:p>
     <w:sectPr>
